--- a/docs/drive/Cronograma de trabajo - AuraPrices.docx
+++ b/docs/drive/Cronograma de trabajo - AuraPrices.docx
@@ -711,8 +711,17 @@
             <w:vAlign w:val="center"/>
           </w:tcPr>
           <w:p>
-            <w:r>
-              <w:t>Backend</w:t>
+            <w:pPr>
+              <w:spacing w:after="140" w:line="276" w:lineRule="auto"/>
+            </w:pPr>
+            <w:r>
+              <w:rPr>
+                <w:rFonts w:ascii="Aptos" w:hAnsi="Aptos" w:cs="Aptos"/>
+                <w:color w:val="000000"/>
+                <w:sz w:val="22"/>
+                <w:szCs w:val="22"/>
+              </w:rPr>
+              <w:t>Completada</w:t>
             </w:r>
           </w:p>
         </w:tc>
@@ -735,7 +744,16 @@
             <w:vAlign w:val="center"/>
           </w:tcPr>
           <w:p>
-            <w:r>
+            <w:pPr>
+              <w:spacing w:after="140" w:line="276" w:lineRule="auto"/>
+            </w:pPr>
+            <w:r>
+              <w:rPr>
+                <w:rFonts w:ascii="Aptos" w:hAnsi="Aptos" w:cs="Aptos"/>
+                <w:color w:val="000000"/>
+                <w:sz w:val="22"/>
+                <w:szCs w:val="22"/>
+              </w:rPr>
               <w:t>Analizar API de ITAD en profundidad, definir rutas, crear base de datos, implementar Prisma.</w:t>
             </w:r>
           </w:p>
@@ -827,17 +845,8 @@
             <w:vAlign w:val="center"/>
           </w:tcPr>
           <w:p>
-            <w:pPr>
-              <w:spacing w:after="0" w:line="240" w:lineRule="auto"/>
-            </w:pPr>
-            <w:r>
-              <w:rPr>
-                <w:rFonts w:ascii="Aptos" w:hAnsi="Aptos" w:cs="Aptos"/>
-                <w:color w:val="000000"/>
-                <w:sz w:val="19"/>
-                <w:szCs w:val="19"/>
-              </w:rPr>
-              <w:t>Frontend inicial</w:t>
+            <w:r>
+              <w:t>Completada</w:t>
             </w:r>
           </w:p>
         </w:tc>
@@ -961,17 +970,8 @@
             <w:vAlign w:val="center"/>
           </w:tcPr>
           <w:p>
-            <w:pPr>
-              <w:spacing w:after="0" w:line="240" w:lineRule="auto"/>
-            </w:pPr>
-            <w:r>
-              <w:rPr>
-                <w:rFonts w:ascii="Aptos" w:hAnsi="Aptos" w:cs="Aptos"/>
-                <w:color w:val="000000"/>
-                <w:sz w:val="19"/>
-                <w:szCs w:val="19"/>
-              </w:rPr>
-              <w:t>MVP comparador</w:t>
+            <w:r>
+              <w:t>Completada</w:t>
             </w:r>
           </w:p>
         </w:tc>
